--- a/docx/knowledge-base/topics/mafft-iqtree-2/replication-roadmap.docx
+++ b/docx/knowledge-base/topics/mafft-iqtree-2/replication-roadmap.docx
@@ -1145,7 +1145,7 @@
         </w:rPr>
         <w:t xml:space="preserve"> hoặc cao hơn </w:t>
       </w:r>
-      <w:hyperlink w:history="1" r:id="rIduiyizplmfqtcby6jb8u-u">
+      <w:hyperlink w:history="1" r:id="rIdratnn2lq-vy_awcyir4wx">
         <w:r>
           <w:rPr>
             <w:rStyle w:val="Hyperlink"/>
@@ -1247,7 +1247,7 @@
         </w:rPr>
         <w:t xml:space="preserve"> package </w:t>
       </w:r>
-      <w:hyperlink w:history="1" r:id="rIddogltvl1iz7i8mc23yyvb">
+      <w:hyperlink w:history="1" r:id="rIdbslrbjm6crywrbthfjgen">
         <w:r>
           <w:rPr>
             <w:rStyle w:val="Hyperlink"/>
@@ -1660,7 +1660,7 @@
         </w:rPr>
         <w:t xml:space="preserve"> để tạo bảng </w:t>
       </w:r>
-      <w:hyperlink w:history="1" r:id="rIdlu8c46s4a5xzyioavjouc">
+      <w:hyperlink w:history="1" r:id="rIdmahojypkpozl77tprwzbo">
         <w:r>
           <w:rPr>
             <w:rStyle w:val="Hyperlink"/>
@@ -1886,7 +1886,7 @@
         </w:rPr>
         <w:t xml:space="preserve"> </w:t>
       </w:r>
-      <w:hyperlink w:history="1" r:id="rIdunvw2c8bqd5lmc7pdxpaj">
+      <w:hyperlink w:history="1" r:id="rIdrmbknbogerspsklayuyof">
         <w:r>
           <w:rPr>
             <w:rStyle w:val="Hyperlink"/>
@@ -1906,7 +1906,7 @@
         </w:rPr>
         <w:t xml:space="preserve">, </w:t>
       </w:r>
-      <w:hyperlink w:history="1" r:id="rIdf5n49fthgthi1mtgngnh3">
+      <w:hyperlink w:history="1" r:id="rIdn-qykoqppbiy9dzta6ffd">
         <w:r>
           <w:rPr>
             <w:rStyle w:val="Hyperlink"/>
@@ -2319,7 +2319,7 @@
         </w:rPr>
         <w:t xml:space="preserve"> </w:t>
       </w:r>
-      <w:hyperlink w:history="1" r:id="rId6y6sdiesuezp7dvlhzzle">
+      <w:hyperlink w:history="1" r:id="rIdhcykdrko8fzjj2vymsmir">
         <w:r>
           <w:rPr>
             <w:rStyle w:val="Hyperlink"/>
@@ -2492,7 +2492,7 @@
         <w:spacing w:after="140" w:line="360"/>
         <w:jc w:val="both"/>
       </w:pPr>
-      <w:hyperlink w:history="1" r:id="rIdnfn5l2qyvknyt3fdyduuv">
+      <w:hyperlink w:history="1" r:id="rIdw00ouehohtodicpyckm3w">
         <w:r>
           <w:rPr>
             <w:rStyle w:val="Hyperlink"/>
@@ -3421,7 +3421,7 @@
         </w:rPr>
         <w:t xml:space="preserve"> lưu ý rằng tên sequence có ký tự đặc biệt có thể bị thay thế, thậm chí gây trùng tên nếu input bẩn </w:t>
       </w:r>
-      <w:hyperlink w:history="1" r:id="rIdw23rvsg0lm9iynugpore3">
+      <w:hyperlink w:history="1" r:id="rId9au4ch8a1mvh7ejlhni_y">
         <w:r>
           <w:rPr>
             <w:rStyle w:val="Hyperlink"/>
@@ -3582,7 +3582,7 @@
         </w:rPr>
         <w:t xml:space="preserve">, và điều đó có thể tạo ra duplicate names nếu input ban đầu không sạch </w:t>
       </w:r>
-      <w:hyperlink w:history="1" r:id="rIdv1x3j5epeqc4qhsis-fft">
+      <w:hyperlink w:history="1" r:id="rIdndl5udhawjowmetriipgw">
         <w:r>
           <w:rPr>
             <w:rStyle w:val="Hyperlink"/>
@@ -3838,7 +3838,7 @@
         </w:rPr>
         <w:t xml:space="preserve"> để đặt prefix đầu ra </w:t>
       </w:r>
-      <w:hyperlink w:history="1" r:id="rIdheed4u3igmzbhjobdyg67">
+      <w:hyperlink w:history="1" r:id="rIdaqwsvkkcqnygh8qpxucs_">
         <w:r>
           <w:rPr>
             <w:rStyle w:val="Hyperlink"/>
@@ -3858,7 +3858,7 @@
         </w:rPr>
         <w:t xml:space="preserve">, </w:t>
       </w:r>
-      <w:hyperlink w:history="1" r:id="rIdg5klekuvcjvu4tsbsnxwk">
+      <w:hyperlink w:history="1" r:id="rIdgaevde3pv_jvjbx7frvs_">
         <w:r>
           <w:rPr>
             <w:rStyle w:val="Hyperlink"/>
@@ -4392,7 +4392,7 @@
         </w:rPr>
         <w:t xml:space="preserve"> mới là nơi ghi model, support, cảnh báo và bối cảnh của kết quả </w:t>
       </w:r>
-      <w:hyperlink w:history="1" r:id="rId3f9iollxnokbexlab-2uw">
+      <w:hyperlink w:history="1" r:id="rIdqhdlitl9qqlr1nerjx87w">
         <w:r>
           <w:rPr>
             <w:rStyle w:val="Hyperlink"/>
@@ -4499,7 +4499,7 @@
         </w:rPr>
         <w:t xml:space="preserve"> report file </w:t>
       </w:r>
-      <w:hyperlink w:history="1" r:id="rIdu2vhhocxsyg4xty2xuxrr">
+      <w:hyperlink w:history="1" r:id="rIdl0fiypkwetfgvhmq9rr_k">
         <w:r>
           <w:rPr>
             <w:rStyle w:val="Hyperlink"/>
@@ -4710,7 +4710,7 @@
         </w:rPr>
         <w:t xml:space="preserve"> </w:t>
       </w:r>
-      <w:hyperlink w:history="1" r:id="rIdjryabwrij3nbpfl4hxay-">
+      <w:hyperlink w:history="1" r:id="rIdqhsfs6oughh0zmnjafhls">
         <w:r>
           <w:rPr>
             <w:rStyle w:val="Hyperlink"/>
@@ -5726,7 +5726,7 @@
         </w:rPr>
         <w:t xml:space="preserve"> official: </w:t>
       </w:r>
-      <w:hyperlink w:history="1" r:id="rIdxitmmsr5lcavy99srlrne">
+      <w:hyperlink w:history="1" r:id="rIdsevugkpppjb6ylo7xecqt">
         <w:r>
           <w:rPr>
             <w:rStyle w:val="Hyperlink"/>
@@ -5765,7 +5765,7 @@
         </w:rPr>
         <w:t xml:space="preserve"> tutorial: </w:t>
       </w:r>
-      <w:hyperlink w:history="1" r:id="rIdpwu9evk7zvw7on5dmbgry">
+      <w:hyperlink w:history="1" r:id="rIdhdhqqhpjblyyf1mghaffp">
         <w:r>
           <w:rPr>
             <w:rStyle w:val="Hyperlink"/>
@@ -5804,7 +5804,7 @@
         </w:rPr>
         <w:t xml:space="preserve"> command reference: </w:t>
       </w:r>
-      <w:hyperlink w:history="1" r:id="rIdmezh4mwoofj2e2e1xbwct">
+      <w:hyperlink w:history="1" r:id="rIdcqigffyfqrsk1cij51048">
         <w:r>
           <w:rPr>
             <w:rStyle w:val="Hyperlink"/>
@@ -5843,7 +5843,7 @@
         </w:rPr>
         <w:t xml:space="preserve"> install docs: </w:t>
       </w:r>
-      <w:hyperlink w:history="1" r:id="rIdqqbd2gw3g9sgogdljfrhs">
+      <w:hyperlink w:history="1" r:id="rIdjsn2vdakmw67c8yv3omtx">
         <w:r>
           <w:rPr>
             <w:rStyle w:val="Hyperlink"/>
@@ -5882,7 +5882,7 @@
         </w:rPr>
         <w:t xml:space="preserve"> virus metadata docs: </w:t>
       </w:r>
-      <w:hyperlink w:history="1" r:id="rIddnxynw847rqzll4ehwl2s">
+      <w:hyperlink w:history="1" r:id="rIdhghwfu7jypbg0ctfjgc1u">
         <w:r>
           <w:rPr>
             <w:rStyle w:val="Hyperlink"/>
@@ -5921,7 +5921,7 @@
         </w:rPr>
         <w:t xml:space="preserve"> virus download docs: </w:t>
       </w:r>
-      <w:hyperlink w:history="1" r:id="rIdpyn5r00nhd9w9bxdaejjg">
+      <w:hyperlink w:history="1" r:id="rIdoegq8hv_ek15mjr9a6zcb">
         <w:r>
           <w:rPr>
             <w:rStyle w:val="Hyperlink"/>
@@ -5960,7 +5960,7 @@
         </w:rPr>
         <w:t xml:space="preserve"> virus package docs: </w:t>
       </w:r>
-      <w:hyperlink w:history="1" r:id="rIdt4mqockcvklaa7uyo02zk">
+      <w:hyperlink w:history="1" r:id="rIdde7wlf93rq55lens50zfn">
         <w:r>
           <w:rPr>
             <w:rStyle w:val="Hyperlink"/>
